--- a/description.docx
+++ b/description.docx
@@ -17,74 +17,156 @@
         </w:rPr>
         <w:t>Overview of Application</w:t>
       </w:r>
-      <w:r>
+    </w:p>
+    <w:p>
+      <w:pPr>
+        <w:rPr>
+          <w:rFonts w:hint="eastAsia"/>
+        </w:rPr>
+      </w:pPr>
+      <w:r>
+        <w:t xml:space="preserve">The application implements a simple client-server architecture using Python's socket library. The client sends a request to the server to either concatenate </w:t>
+      </w:r>
+      <w:r>
+        <w:rPr>
+          <w:rFonts w:hint="eastAsia"/>
+        </w:rPr>
+        <w:t xml:space="preserve">a series of words </w:t>
+      </w:r>
+      <w:r>
+        <w:t xml:space="preserve">or reverse </w:t>
+      </w:r>
+      <w:r>
+        <w:rPr>
+          <w:rFonts w:hint="eastAsia"/>
+        </w:rPr>
+        <w:t>the concatenated string</w:t>
+      </w:r>
+      <w:r>
+        <w:t>, and the server processes the request accordingly. The server listens for connections, processes client messages based on the requested operation, and sends the result back to the client. The application demonstrates Remote Procedure Call (RPC) concepts and message encoding and decoding in network communication.</w:t>
+      </w:r>
+    </w:p>
+    <w:p>
+      <w:pPr>
+        <w:rPr>
+          <w:rFonts w:hint="eastAsia"/>
+        </w:rPr>
+      </w:pPr>
+    </w:p>
+    <w:p>
+      <w:pPr>
         <w:rPr>
           <w:rFonts w:hint="eastAsia"/>
           <w:b/>
           <w:bCs/>
         </w:rPr>
-        <w:t xml:space="preserve">: </w:t>
-      </w:r>
-    </w:p>
-    <w:p>
-      <w:pPr>
-        <w:rPr>
-          <w:rFonts w:hint="eastAsia"/>
-        </w:rPr>
-      </w:pPr>
-    </w:p>
-    <w:p>
-      <w:pPr>
-        <w:rPr>
-          <w:rFonts w:hint="eastAsia"/>
+      </w:pPr>
+      <w:r>
+        <w:rPr>
           <w:b/>
           <w:bCs/>
         </w:rPr>
+        <w:t>Client-to-Server Message Format</w:t>
+      </w:r>
+    </w:p>
+    <w:p>
+      <w:pPr>
+        <w:rPr>
+          <w:rFonts w:hint="eastAsia"/>
+        </w:rPr>
+      </w:pPr>
+      <w:r>
+        <w:t xml:space="preserve">The client sends a request to the server, consisting of two </w:t>
+      </w:r>
+      <w:r>
+        <w:rPr>
+          <w:rFonts w:hint="eastAsia"/>
+        </w:rPr>
+        <w:t>messages</w:t>
+      </w:r>
+      <w:r>
+        <w:t>:</w:t>
+      </w:r>
+    </w:p>
+    <w:p>
+      <w:pPr>
+        <w:numPr>
+          <w:ilvl w:val="0"/>
+          <w:numId w:val="3"/>
+        </w:numPr>
+        <w:rPr>
+          <w:rFonts w:hint="eastAsia"/>
+        </w:rPr>
       </w:pPr>
       <w:r>
         <w:rPr>
           <w:b/>
           <w:bCs/>
         </w:rPr>
-        <w:t>Client-&gt;Server Message Format</w:t>
-      </w:r>
-      <w:r>
-        <w:rPr>
-          <w:rFonts w:hint="eastAsia"/>
+        <w:t>Operation</w:t>
+      </w:r>
+      <w:r>
+        <w:t>: This specifies what the client wants the server to do (either "concat" to concatenate the words or "reverse" to reverse the concatenated string).</w:t>
+      </w:r>
+    </w:p>
+    <w:p>
+      <w:pPr>
+        <w:numPr>
+          <w:ilvl w:val="0"/>
+          <w:numId w:val="3"/>
+        </w:numPr>
+        <w:rPr>
+          <w:rFonts w:hint="eastAsia"/>
+        </w:rPr>
+      </w:pPr>
+      <w:r>
+        <w:rPr>
           <w:b/>
           <w:bCs/>
         </w:rPr>
-        <w:t>:</w:t>
-      </w:r>
+        <w:t>Arguments</w:t>
+      </w:r>
+      <w:r>
+        <w:t>: A list of words (or strings) that the client sends to be processed.</w:t>
+      </w:r>
+    </w:p>
+    <w:p>
+      <w:pPr>
+        <w:rPr>
+          <w:rFonts w:hint="eastAsia"/>
+        </w:rPr>
+      </w:pPr>
+      <w:r>
+        <w:t>The message format is a string where the first word is the operation, followed by a space-separated list of arguments. The client encodes this message into bytes using UTF-8 before sending it to the server.</w:t>
+      </w:r>
+    </w:p>
+    <w:p>
+      <w:pPr>
+        <w:numPr>
+          <w:ilvl w:val="0"/>
+          <w:numId w:val="4"/>
+        </w:numPr>
+        <w:rPr>
+          <w:rFonts w:hint="eastAsia"/>
+        </w:rPr>
+      </w:pPr>
       <w:r>
         <w:rPr>
           <w:b/>
           <w:bCs/>
         </w:rPr>
-        <w:t xml:space="preserve"> </w:t>
-      </w:r>
-      <w:r>
-        <w:t xml:space="preserve">client-server message format </w:t>
-      </w:r>
-      <w:r>
-        <w:rPr>
-          <w:rFonts w:hint="eastAsia"/>
-        </w:rPr>
-        <w:t>(</w:t>
-      </w:r>
-      <w:r>
-        <w:t>a description of all implemented client and server messages, and how the various components of each message are represented)</w:t>
-      </w:r>
-    </w:p>
-    <w:p>
-      <w:pPr>
-        <w:rPr>
-          <w:rFonts w:hint="eastAsia"/>
-        </w:rPr>
-      </w:pPr>
-    </w:p>
-    <w:p>
-      <w:pPr>
+        <w:t>Message Type</w:t>
+      </w:r>
+      <w:r>
+        <w:t>: UTF-8 encoded string.</w:t>
+      </w:r>
+    </w:p>
+    <w:p>
+      <w:pPr>
+        <w:numPr>
+          <w:ilvl w:val="0"/>
+          <w:numId w:val="4"/>
+        </w:numPr>
         <w:rPr>
           <w:rFonts w:hint="eastAsia"/>
         </w:rPr>
@@ -94,60 +176,78 @@
           <w:b/>
           <w:bCs/>
         </w:rPr>
-        <w:t>Server-&gt;Client Message Format</w:t>
-      </w:r>
-      <w:r>
+        <w:t>Format</w:t>
+      </w:r>
+      <w:r>
+        <w:t>: &lt;operation&gt; &lt;arg1&gt; &lt;arg2&gt; ... &lt;argN&gt;</w:t>
+      </w:r>
+    </w:p>
+    <w:p>
+      <w:pPr>
         <w:rPr>
           <w:rFonts w:hint="eastAsia"/>
           <w:b/>
           <w:bCs/>
         </w:rPr>
-        <w:t>:</w:t>
-      </w:r>
-      <w:r>
-        <w:t xml:space="preserve"> summarize what your client-server application does</w:t>
-      </w:r>
-    </w:p>
-    <w:p>
-      <w:pPr>
-        <w:rPr>
-          <w:rFonts w:hint="eastAsia"/>
-        </w:rPr>
-      </w:pPr>
-    </w:p>
-    <w:p>
-      <w:pPr>
-        <w:rPr>
-          <w:rFonts w:hint="eastAsia"/>
-        </w:rPr>
       </w:pPr>
       <w:r>
         <w:rPr>
           <w:b/>
           <w:bCs/>
         </w:rPr>
-        <w:t>Example Output</w:t>
-      </w:r>
-      <w:r>
-        <w:rPr>
-          <w:rFonts w:hint="eastAsia"/>
-        </w:rPr>
-        <w:t>:</w:t>
-      </w:r>
-      <w:r>
-        <w:t xml:space="preserve"> provide examples of expected output </w:t>
-      </w:r>
-    </w:p>
-    <w:p>
-      <w:pPr>
-        <w:rPr>
-          <w:rFonts w:hint="eastAsia"/>
-        </w:rPr>
-      </w:pPr>
-    </w:p>
-    <w:p>
-      <w:pPr>
-        <w:rPr>
+        <w:t>Example Client Message:</w:t>
+      </w:r>
+    </w:p>
+    <w:p>
+      <w:pPr>
+        <w:rPr>
+          <w:rFonts w:hint="eastAsia"/>
+        </w:rPr>
+      </w:pPr>
+      <w:r>
+        <w:t>If the client requests to concatenate the words "hello" and "world", the message will be:</w:t>
+      </w:r>
+    </w:p>
+    <w:p>
+      <w:pPr>
+        <w:rPr>
+          <w:rFonts w:hint="eastAsia"/>
+        </w:rPr>
+      </w:pPr>
+      <w:r>
+        <w:t>concat hello world</w:t>
+      </w:r>
+    </w:p>
+    <w:p>
+      <w:pPr>
+        <w:rPr>
+          <w:rFonts w:hint="eastAsia"/>
+        </w:rPr>
+      </w:pPr>
+      <w:r>
+        <w:t>Encoded as:</w:t>
+      </w:r>
+      <w:r>
+        <w:rPr>
+          <w:rFonts w:hint="eastAsia"/>
+        </w:rPr>
+        <w:t xml:space="preserve"> </w:t>
+      </w:r>
+      <w:r>
+        <w:t>b'concat hello world'</w:t>
+      </w:r>
+    </w:p>
+    <w:p>
+      <w:pPr>
+        <w:rPr>
+          <w:rFonts w:hint="eastAsia"/>
+        </w:rPr>
+      </w:pPr>
+    </w:p>
+    <w:p>
+      <w:pPr>
+        <w:rPr>
+          <w:rFonts w:hint="eastAsia"/>
           <w:b/>
           <w:bCs/>
         </w:rPr>
@@ -157,83 +257,968 @@
           <w:b/>
           <w:bCs/>
         </w:rPr>
-        <w:t>Acknowledgments</w:t>
-      </w:r>
-      <w:r>
-        <w:rPr>
-          <w:rFonts w:hint="eastAsia"/>
+        <w:t>Server-to-Client Message Format</w:t>
+      </w:r>
+    </w:p>
+    <w:p>
+      <w:pPr>
+        <w:rPr>
+          <w:rFonts w:hint="eastAsia"/>
+        </w:rPr>
+      </w:pPr>
+      <w:r>
+        <w:t>Once the server receives the request from the client, it processes it based on the operation:</w:t>
+      </w:r>
+    </w:p>
+    <w:p>
+      <w:pPr>
+        <w:numPr>
+          <w:ilvl w:val="0"/>
+          <w:numId w:val="5"/>
+        </w:numPr>
+        <w:rPr>
+          <w:rFonts w:hint="eastAsia"/>
+        </w:rPr>
+      </w:pPr>
+      <w:r>
+        <w:t>If the operation is "concat", it concatenates the words.</w:t>
+      </w:r>
+    </w:p>
+    <w:p>
+      <w:pPr>
+        <w:numPr>
+          <w:ilvl w:val="0"/>
+          <w:numId w:val="5"/>
+        </w:numPr>
+        <w:rPr>
+          <w:rFonts w:hint="eastAsia"/>
+        </w:rPr>
+      </w:pPr>
+      <w:r>
+        <w:t>If the operation is "reverse", it concatenates the words first, then reverses the concatenated string.</w:t>
+      </w:r>
+    </w:p>
+    <w:p>
+      <w:pPr>
+        <w:rPr>
+          <w:rFonts w:hint="eastAsia"/>
+        </w:rPr>
+      </w:pPr>
+      <w:r>
+        <w:t>The server responds with a UTF-8 encoded string that contains the result of the operation.</w:t>
+      </w:r>
+    </w:p>
+    <w:p>
+      <w:pPr>
+        <w:numPr>
+          <w:ilvl w:val="0"/>
+          <w:numId w:val="6"/>
+        </w:numPr>
+        <w:rPr>
+          <w:rFonts w:hint="eastAsia"/>
+        </w:rPr>
+      </w:pPr>
+      <w:r>
+        <w:rPr>
           <w:b/>
           <w:bCs/>
         </w:rPr>
-        <w:t>:</w:t>
-      </w:r>
-    </w:p>
-    <w:p/>
-    <w:p>
+        <w:t>Message Type</w:t>
+      </w:r>
+      <w:r>
+        <w:t>: UTF-8 encoded string.</w:t>
+      </w:r>
+    </w:p>
+    <w:p>
+      <w:pPr>
+        <w:numPr>
+          <w:ilvl w:val="0"/>
+          <w:numId w:val="6"/>
+        </w:numPr>
+        <w:rPr>
+          <w:rFonts w:hint="eastAsia"/>
+        </w:rPr>
+      </w:pPr>
       <w:r>
         <w:rPr>
           <w:b/>
           <w:bCs/>
         </w:rPr>
-        <w:t>Example of Client and Server Command Line Traces</w:t>
-      </w:r>
-      <w:r>
+        <w:t>Format</w:t>
+      </w:r>
+      <w:r>
+        <w:t>: &lt;result&gt;</w:t>
+      </w:r>
+    </w:p>
+    <w:p>
+      <w:pPr>
         <w:rPr>
           <w:rFonts w:hint="eastAsia"/>
           <w:b/>
           <w:bCs/>
         </w:rPr>
-        <w:t>:</w:t>
-      </w:r>
-    </w:p>
-    <w:p>
-      <w:r>
-        <w:rPr>
-          <w:rFonts w:hint="eastAsia"/>
-        </w:rPr>
-        <w:t>Client trace:</w:t>
-      </w:r>
-    </w:p>
-    <w:p/>
-    <w:p>
-      <w:pPr>
-        <w:rPr>
-          <w:rFonts w:hint="eastAsia"/>
-        </w:rPr>
-      </w:pPr>
-      <w:r>
-        <w:rPr>
-          <w:rFonts w:hint="eastAsia"/>
-        </w:rPr>
-        <w:t>Server trace:</w:t>
-      </w:r>
-    </w:p>
-    <w:p>
-      <w:pPr>
-        <w:rPr>
-          <w:rFonts w:hint="eastAsia"/>
-        </w:rPr>
-      </w:pPr>
-    </w:p>
-    <w:p>
-      <w:pPr>
-        <w:rPr>
-          <w:rFonts w:hint="eastAsia"/>
-        </w:rPr>
-      </w:pPr>
-      <w:r>
-        <w:t xml:space="preserve">Your goal in writing this document should be to convey enough information in enough detail to allow a competent programmer </w:t>
-      </w:r>
+      </w:pPr>
       <w:r>
         <w:rPr>
           <w:b/>
           <w:bCs/>
         </w:rPr>
-        <w:t>**without access to your source code**</w:t>
-      </w:r>
-      <w:r>
-        <w:t xml:space="preserve"> to write either a new client that communicates properly with your server, or a new server that communicates properly with your client. </w:t>
-      </w:r>
+        <w:t>Example Server Response:</w:t>
+      </w:r>
+    </w:p>
+    <w:p>
+      <w:pPr>
+        <w:rPr>
+          <w:rFonts w:hint="eastAsia"/>
+        </w:rPr>
+      </w:pPr>
+      <w:r>
+        <w:t>For a "concat" request with arguments "hello" and "world", the server response will be:</w:t>
+      </w:r>
+    </w:p>
+    <w:p>
+      <w:pPr>
+        <w:rPr>
+          <w:rFonts w:hint="eastAsia"/>
+        </w:rPr>
+      </w:pPr>
+      <w:r>
+        <w:t>helloworld</w:t>
+      </w:r>
+    </w:p>
+    <w:p>
+      <w:pPr>
+        <w:rPr>
+          <w:rFonts w:hint="eastAsia"/>
+        </w:rPr>
+      </w:pPr>
+      <w:r>
+        <w:t>For a "reverse" request with the same arguments, the response will be:</w:t>
+      </w:r>
+    </w:p>
+    <w:p>
+      <w:pPr>
+        <w:rPr>
+          <w:rFonts w:hint="eastAsia"/>
+        </w:rPr>
+      </w:pPr>
+      <w:r>
+        <w:rPr>
+          <w:rFonts w:hint="eastAsia"/>
+        </w:rPr>
+        <w:t>d</w:t>
+      </w:r>
+      <w:r>
+        <w:t>lrowolleh</w:t>
+      </w:r>
+    </w:p>
+    <w:p>
+      <w:pPr>
+        <w:rPr>
+          <w:rFonts w:hint="eastAsia"/>
+        </w:rPr>
+      </w:pPr>
+    </w:p>
+    <w:p>
+      <w:pPr>
+        <w:rPr>
+          <w:rFonts w:hint="eastAsia"/>
+          <w:b/>
+          <w:bCs/>
+        </w:rPr>
+      </w:pPr>
+      <w:r>
+        <w:rPr>
+          <w:b/>
+          <w:bCs/>
+        </w:rPr>
+        <w:t>Example Output</w:t>
+      </w:r>
+      <w:r>
+        <w:rPr>
+          <w:rFonts w:hint="eastAsia"/>
+          <w:b/>
+          <w:bCs/>
+        </w:rPr>
+        <w:t>:</w:t>
+      </w:r>
+    </w:p>
+    <w:p>
+      <w:pPr>
+        <w:rPr>
+          <w:rFonts w:hint="eastAsia"/>
+          <w:b/>
+          <w:bCs/>
+        </w:rPr>
+      </w:pPr>
+      <w:r>
+        <w:rPr>
+          <w:b/>
+          <w:bCs/>
+        </w:rPr>
+        <w:t>Client Command Line Interaction:</w:t>
+      </w:r>
+    </w:p>
+    <w:p>
+      <w:pPr>
+        <w:rPr>
+          <w:rFonts w:hint="eastAsia"/>
+        </w:rPr>
+      </w:pPr>
+      <w:r>
+        <w:t xml:space="preserve">% python </w:t>
+      </w:r>
+      <w:r>
+        <w:rPr>
+          <w:rFonts w:hint="eastAsia"/>
+        </w:rPr>
+        <w:t>echo-</w:t>
+      </w:r>
+      <w:r>
+        <w:t>client.py</w:t>
+      </w:r>
+    </w:p>
+    <w:p>
+      <w:pPr>
+        <w:rPr>
+          <w:rFonts w:hint="eastAsia"/>
+        </w:rPr>
+      </w:pPr>
+      <w:r>
+        <w:t>client starting - connecting to server at IP 127.0.0.1 and port 65432</w:t>
+      </w:r>
+    </w:p>
+    <w:p>
+      <w:pPr>
+        <w:rPr>
+          <w:rFonts w:hint="eastAsia"/>
+        </w:rPr>
+      </w:pPr>
+      <w:r>
+        <w:t>Enter the operation (concat/reverse): concat</w:t>
+      </w:r>
+    </w:p>
+    <w:p>
+      <w:pPr>
+        <w:rPr>
+          <w:rFonts w:hint="eastAsia"/>
+        </w:rPr>
+      </w:pPr>
+      <w:r>
+        <w:t>Enter words separated by space: hello world</w:t>
+      </w:r>
+    </w:p>
+    <w:p>
+      <w:pPr>
+        <w:rPr>
+          <w:rFonts w:hint="eastAsia"/>
+        </w:rPr>
+      </w:pPr>
+      <w:r>
+        <w:t>message sent, waiting for reply</w:t>
+      </w:r>
+    </w:p>
+    <w:p>
+      <w:pPr>
+        <w:rPr>
+          <w:rFonts w:hint="eastAsia"/>
+        </w:rPr>
+      </w:pPr>
+      <w:r>
+        <w:lastRenderedPageBreak/>
+        <w:t>Received: helloworld</w:t>
+      </w:r>
+    </w:p>
+    <w:p>
+      <w:pPr>
+        <w:rPr>
+          <w:rFonts w:hint="eastAsia"/>
+        </w:rPr>
+      </w:pPr>
+      <w:r>
+        <w:rPr>
+          <w:noProof/>
+        </w:rPr>
+        <w:drawing>
+          <wp:inline distT="0" distB="0" distL="0" distR="0" wp14:anchorId="39B5C440" wp14:editId="3230204B">
+            <wp:extent cx="5274310" cy="1001395"/>
+            <wp:effectExtent l="0" t="0" r="0" b="0"/>
+            <wp:docPr id="641664062" name="图片 1"/>
+            <wp:cNvGraphicFramePr>
+              <a:graphicFrameLocks xmlns:a="http://schemas.openxmlformats.org/drawingml/2006/main" noChangeAspect="1"/>
+            </wp:cNvGraphicFramePr>
+            <a:graphic xmlns:a="http://schemas.openxmlformats.org/drawingml/2006/main">
+              <a:graphicData uri="http://schemas.openxmlformats.org/drawingml/2006/picture">
+                <pic:pic xmlns:pic="http://schemas.openxmlformats.org/drawingml/2006/picture">
+                  <pic:nvPicPr>
+                    <pic:cNvPr id="641664062" name=""/>
+                    <pic:cNvPicPr/>
+                  </pic:nvPicPr>
+                  <pic:blipFill>
+                    <a:blip r:embed="rId5"/>
+                    <a:stretch>
+                      <a:fillRect/>
+                    </a:stretch>
+                  </pic:blipFill>
+                  <pic:spPr>
+                    <a:xfrm>
+                      <a:off x="0" y="0"/>
+                      <a:ext cx="5274310" cy="1001395"/>
+                    </a:xfrm>
+                    <a:prstGeom prst="rect">
+                      <a:avLst/>
+                    </a:prstGeom>
+                  </pic:spPr>
+                </pic:pic>
+              </a:graphicData>
+            </a:graphic>
+          </wp:inline>
+        </w:drawing>
+      </w:r>
+    </w:p>
+    <w:p>
+      <w:pPr>
+        <w:rPr>
+          <w:rFonts w:hint="eastAsia"/>
+        </w:rPr>
+      </w:pPr>
+    </w:p>
+    <w:p>
+      <w:pPr>
+        <w:rPr>
+          <w:rFonts w:hint="eastAsia"/>
+        </w:rPr>
+      </w:pPr>
+      <w:r>
+        <w:t>% python</w:t>
+      </w:r>
+      <w:r>
+        <w:rPr>
+          <w:rFonts w:hint="eastAsia"/>
+        </w:rPr>
+        <w:t xml:space="preserve"> echo-</w:t>
+      </w:r>
+      <w:r>
+        <w:t>client.py</w:t>
+      </w:r>
+    </w:p>
+    <w:p>
+      <w:pPr>
+        <w:rPr>
+          <w:rFonts w:hint="eastAsia"/>
+        </w:rPr>
+      </w:pPr>
+      <w:r>
+        <w:t>client starting - connecting to server at IP 127.0.0.1 and port 65432</w:t>
+      </w:r>
+    </w:p>
+    <w:p>
+      <w:pPr>
+        <w:rPr>
+          <w:rFonts w:hint="eastAsia"/>
+        </w:rPr>
+      </w:pPr>
+      <w:r>
+        <w:t>Enter the operation (concat/reverse): reverse</w:t>
+      </w:r>
+    </w:p>
+    <w:p>
+      <w:pPr>
+        <w:rPr>
+          <w:rFonts w:hint="eastAsia"/>
+        </w:rPr>
+      </w:pPr>
+      <w:r>
+        <w:t>Enter words separated by space: hello world</w:t>
+      </w:r>
+    </w:p>
+    <w:p>
+      <w:pPr>
+        <w:rPr>
+          <w:rFonts w:hint="eastAsia"/>
+        </w:rPr>
+      </w:pPr>
+      <w:r>
+        <w:t>message sent, waiting for reply</w:t>
+      </w:r>
+    </w:p>
+    <w:p>
+      <w:pPr>
+        <w:rPr>
+          <w:rFonts w:hint="eastAsia"/>
+        </w:rPr>
+      </w:pPr>
+      <w:r>
+        <w:t>Received: dlrowolleh</w:t>
+      </w:r>
+    </w:p>
+    <w:p>
+      <w:pPr>
+        <w:rPr>
+          <w:rFonts w:hint="eastAsia"/>
+        </w:rPr>
+      </w:pPr>
+      <w:r>
+        <w:rPr>
+          <w:noProof/>
+        </w:rPr>
+        <w:drawing>
+          <wp:inline distT="0" distB="0" distL="0" distR="0" wp14:anchorId="2F379078" wp14:editId="2B66CC19">
+            <wp:extent cx="5274310" cy="999490"/>
+            <wp:effectExtent l="0" t="0" r="0" b="0"/>
+            <wp:docPr id="871871398" name="图片 1"/>
+            <wp:cNvGraphicFramePr>
+              <a:graphicFrameLocks xmlns:a="http://schemas.openxmlformats.org/drawingml/2006/main" noChangeAspect="1"/>
+            </wp:cNvGraphicFramePr>
+            <a:graphic xmlns:a="http://schemas.openxmlformats.org/drawingml/2006/main">
+              <a:graphicData uri="http://schemas.openxmlformats.org/drawingml/2006/picture">
+                <pic:pic xmlns:pic="http://schemas.openxmlformats.org/drawingml/2006/picture">
+                  <pic:nvPicPr>
+                    <pic:cNvPr id="871871398" name=""/>
+                    <pic:cNvPicPr/>
+                  </pic:nvPicPr>
+                  <pic:blipFill>
+                    <a:blip r:embed="rId6"/>
+                    <a:stretch>
+                      <a:fillRect/>
+                    </a:stretch>
+                  </pic:blipFill>
+                  <pic:spPr>
+                    <a:xfrm>
+                      <a:off x="0" y="0"/>
+                      <a:ext cx="5274310" cy="999490"/>
+                    </a:xfrm>
+                    <a:prstGeom prst="rect">
+                      <a:avLst/>
+                    </a:prstGeom>
+                  </pic:spPr>
+                </pic:pic>
+              </a:graphicData>
+            </a:graphic>
+          </wp:inline>
+        </w:drawing>
+      </w:r>
+    </w:p>
+    <w:p>
+      <w:pPr>
+        <w:rPr>
+          <w:rFonts w:hint="eastAsia"/>
+        </w:rPr>
+      </w:pPr>
+    </w:p>
+    <w:p>
+      <w:pPr>
+        <w:rPr>
+          <w:rFonts w:hint="eastAsia"/>
+        </w:rPr>
+      </w:pPr>
+      <w:r>
+        <w:rPr>
+          <w:rFonts w:hint="eastAsia"/>
+        </w:rPr>
+        <w:t>% python echo-client.py</w:t>
+      </w:r>
+    </w:p>
+    <w:p>
+      <w:pPr>
+        <w:rPr>
+          <w:rFonts w:hint="eastAsia"/>
+        </w:rPr>
+      </w:pPr>
+      <w:r>
+        <w:t>client starting - connecting to server at IP 127.0.0.1 and port 65432</w:t>
+      </w:r>
+    </w:p>
+    <w:p>
+      <w:pPr>
+        <w:rPr>
+          <w:rFonts w:hint="eastAsia"/>
+        </w:rPr>
+      </w:pPr>
+      <w:r>
+        <w:t xml:space="preserve">Enter the operation (concat/reverse): </w:t>
+      </w:r>
+      <w:r>
+        <w:rPr>
+          <w:rFonts w:hint="eastAsia"/>
+        </w:rPr>
+        <w:t>addition</w:t>
+      </w:r>
+    </w:p>
+    <w:p>
+      <w:pPr>
+        <w:rPr>
+          <w:rFonts w:hint="eastAsia"/>
+        </w:rPr>
+      </w:pPr>
+      <w:r>
+        <w:t>Enter words separated by space: hello world</w:t>
+      </w:r>
+    </w:p>
+    <w:p>
+      <w:pPr>
+        <w:rPr>
+          <w:rFonts w:hint="eastAsia"/>
+        </w:rPr>
+      </w:pPr>
+      <w:r>
+        <w:t>message sent, waiting for reply</w:t>
+      </w:r>
+    </w:p>
+    <w:p>
+      <w:pPr>
+        <w:rPr>
+          <w:rFonts w:hint="eastAsia"/>
+        </w:rPr>
+      </w:pPr>
+      <w:r>
+        <w:t xml:space="preserve">Received: </w:t>
+      </w:r>
+      <w:r>
+        <w:rPr>
+          <w:rFonts w:hint="eastAsia"/>
+        </w:rPr>
+        <w:t>Invalid operation</w:t>
+      </w:r>
+    </w:p>
+    <w:p>
+      <w:pPr>
+        <w:rPr>
+          <w:rFonts w:hint="eastAsia"/>
+        </w:rPr>
+      </w:pPr>
+      <w:r>
+        <w:rPr>
+          <w:noProof/>
+        </w:rPr>
+        <w:drawing>
+          <wp:inline distT="0" distB="0" distL="0" distR="0" wp14:anchorId="3EF59AF4" wp14:editId="5D0EDD36">
+            <wp:extent cx="5274310" cy="1070610"/>
+            <wp:effectExtent l="0" t="0" r="0" b="0"/>
+            <wp:docPr id="1279904555" name="图片 1"/>
+            <wp:cNvGraphicFramePr>
+              <a:graphicFrameLocks xmlns:a="http://schemas.openxmlformats.org/drawingml/2006/main" noChangeAspect="1"/>
+            </wp:cNvGraphicFramePr>
+            <a:graphic xmlns:a="http://schemas.openxmlformats.org/drawingml/2006/main">
+              <a:graphicData uri="http://schemas.openxmlformats.org/drawingml/2006/picture">
+                <pic:pic xmlns:pic="http://schemas.openxmlformats.org/drawingml/2006/picture">
+                  <pic:nvPicPr>
+                    <pic:cNvPr id="1279904555" name=""/>
+                    <pic:cNvPicPr/>
+                  </pic:nvPicPr>
+                  <pic:blipFill>
+                    <a:blip r:embed="rId7"/>
+                    <a:stretch>
+                      <a:fillRect/>
+                    </a:stretch>
+                  </pic:blipFill>
+                  <pic:spPr>
+                    <a:xfrm>
+                      <a:off x="0" y="0"/>
+                      <a:ext cx="5274310" cy="1070610"/>
+                    </a:xfrm>
+                    <a:prstGeom prst="rect">
+                      <a:avLst/>
+                    </a:prstGeom>
+                  </pic:spPr>
+                </pic:pic>
+              </a:graphicData>
+            </a:graphic>
+          </wp:inline>
+        </w:drawing>
+      </w:r>
+    </w:p>
+    <w:p>
+      <w:pPr>
+        <w:rPr>
+          <w:rFonts w:hint="eastAsia"/>
+        </w:rPr>
+      </w:pPr>
+    </w:p>
+    <w:p>
+      <w:pPr>
+        <w:rPr>
+          <w:rFonts w:hint="eastAsia"/>
+          <w:b/>
+          <w:bCs/>
+        </w:rPr>
+      </w:pPr>
+      <w:r>
+        <w:rPr>
+          <w:b/>
+          <w:bCs/>
+        </w:rPr>
+        <w:t>Server Command Line Interaction:</w:t>
+      </w:r>
+    </w:p>
+    <w:p>
+      <w:pPr>
+        <w:rPr>
+          <w:rFonts w:hint="eastAsia"/>
+        </w:rPr>
+      </w:pPr>
+      <w:r>
+        <w:t xml:space="preserve">% python </w:t>
+      </w:r>
+      <w:r>
+        <w:rPr>
+          <w:rFonts w:hint="eastAsia"/>
+        </w:rPr>
+        <w:t>echo-</w:t>
+      </w:r>
+      <w:r>
+        <w:t>server.py</w:t>
+      </w:r>
+    </w:p>
+    <w:p>
+      <w:pPr>
+        <w:rPr>
+          <w:rFonts w:hint="eastAsia"/>
+        </w:rPr>
+      </w:pPr>
+    </w:p>
+    <w:p>
+      <w:pPr>
+        <w:rPr>
+          <w:rFonts w:hint="eastAsia"/>
+        </w:rPr>
+      </w:pPr>
+      <w:r>
+        <w:t>server starting - listening for connections at IP 127.0.0.1 and port 65432</w:t>
+      </w:r>
+    </w:p>
+    <w:p>
+      <w:pPr>
+        <w:rPr>
+          <w:rFonts w:hint="eastAsia"/>
+        </w:rPr>
+      </w:pPr>
+      <w:r>
+        <w:t>Connected established with ('127.0.0.1', 53740)</w:t>
+      </w:r>
+    </w:p>
+    <w:p>
+      <w:pPr>
+        <w:rPr>
+          <w:rFonts w:hint="eastAsia"/>
+        </w:rPr>
+      </w:pPr>
+      <w:r>
+        <w:t>Received client message: 'b'concat hello world'' [17 bytes]</w:t>
+      </w:r>
+    </w:p>
+    <w:p>
+      <w:pPr>
+        <w:rPr>
+          <w:rFonts w:hint="eastAsia"/>
+        </w:rPr>
+      </w:pPr>
+      <w:r>
+        <w:t>Sending back message: 'helloworld' to client</w:t>
+      </w:r>
+    </w:p>
+    <w:p>
+      <w:pPr>
+        <w:rPr>
+          <w:rFonts w:hint="eastAsia"/>
+        </w:rPr>
+      </w:pPr>
+      <w:r>
+        <w:rPr>
+          <w:noProof/>
+        </w:rPr>
+        <w:lastRenderedPageBreak/>
+        <w:drawing>
+          <wp:inline distT="0" distB="0" distL="0" distR="0" wp14:anchorId="1DED5E1E" wp14:editId="364079CB">
+            <wp:extent cx="5162550" cy="1104900"/>
+            <wp:effectExtent l="0" t="0" r="0" b="0"/>
+            <wp:docPr id="1092549885" name="图片 1"/>
+            <wp:cNvGraphicFramePr>
+              <a:graphicFrameLocks xmlns:a="http://schemas.openxmlformats.org/drawingml/2006/main" noChangeAspect="1"/>
+            </wp:cNvGraphicFramePr>
+            <a:graphic xmlns:a="http://schemas.openxmlformats.org/drawingml/2006/main">
+              <a:graphicData uri="http://schemas.openxmlformats.org/drawingml/2006/picture">
+                <pic:pic xmlns:pic="http://schemas.openxmlformats.org/drawingml/2006/picture">
+                  <pic:nvPicPr>
+                    <pic:cNvPr id="1092549885" name=""/>
+                    <pic:cNvPicPr/>
+                  </pic:nvPicPr>
+                  <pic:blipFill>
+                    <a:blip r:embed="rId8"/>
+                    <a:stretch>
+                      <a:fillRect/>
+                    </a:stretch>
+                  </pic:blipFill>
+                  <pic:spPr>
+                    <a:xfrm>
+                      <a:off x="0" y="0"/>
+                      <a:ext cx="5162550" cy="1104900"/>
+                    </a:xfrm>
+                    <a:prstGeom prst="rect">
+                      <a:avLst/>
+                    </a:prstGeom>
+                  </pic:spPr>
+                </pic:pic>
+              </a:graphicData>
+            </a:graphic>
+          </wp:inline>
+        </w:drawing>
+      </w:r>
+    </w:p>
+    <w:p>
+      <w:pPr>
+        <w:rPr>
+          <w:rFonts w:hint="eastAsia"/>
+        </w:rPr>
+      </w:pPr>
+    </w:p>
+    <w:p>
+      <w:pPr>
+        <w:rPr>
+          <w:rFonts w:hint="eastAsia"/>
+        </w:rPr>
+      </w:pPr>
+      <w:r>
+        <w:t>Connected established with ('127.0.0.1', 53741)</w:t>
+      </w:r>
+    </w:p>
+    <w:p>
+      <w:pPr>
+        <w:rPr>
+          <w:rFonts w:hint="eastAsia"/>
+        </w:rPr>
+      </w:pPr>
+      <w:r>
+        <w:t>Received client message: 'b'reverse hello world'' [19 bytes]</w:t>
+      </w:r>
+    </w:p>
+    <w:p>
+      <w:pPr>
+        <w:rPr>
+          <w:rFonts w:hint="eastAsia"/>
+        </w:rPr>
+      </w:pPr>
+      <w:r>
+        <w:t>Sending back message: 'dlrowolleh' to client</w:t>
+      </w:r>
+    </w:p>
+    <w:p>
+      <w:pPr>
+        <w:rPr>
+          <w:rFonts w:hint="eastAsia"/>
+        </w:rPr>
+      </w:pPr>
+      <w:r>
+        <w:rPr>
+          <w:noProof/>
+        </w:rPr>
+        <w:drawing>
+          <wp:inline distT="0" distB="0" distL="0" distR="0" wp14:anchorId="6AC05E3A" wp14:editId="16ED290E">
+            <wp:extent cx="5303520" cy="639445"/>
+            <wp:effectExtent l="0" t="0" r="0" b="0"/>
+            <wp:docPr id="309685963" name="图片 1"/>
+            <wp:cNvGraphicFramePr>
+              <a:graphicFrameLocks xmlns:a="http://schemas.openxmlformats.org/drawingml/2006/main" noChangeAspect="1"/>
+            </wp:cNvGraphicFramePr>
+            <a:graphic xmlns:a="http://schemas.openxmlformats.org/drawingml/2006/main">
+              <a:graphicData uri="http://schemas.openxmlformats.org/drawingml/2006/picture">
+                <pic:pic xmlns:pic="http://schemas.openxmlformats.org/drawingml/2006/picture">
+                  <pic:nvPicPr>
+                    <pic:cNvPr id="309685963" name=""/>
+                    <pic:cNvPicPr/>
+                  </pic:nvPicPr>
+                  <pic:blipFill rotWithShape="1">
+                    <a:blip r:embed="rId9"/>
+                    <a:srcRect t="40449" r="-554"/>
+                    <a:stretch/>
+                  </pic:blipFill>
+                  <pic:spPr bwMode="auto">
+                    <a:xfrm>
+                      <a:off x="0" y="0"/>
+                      <a:ext cx="5303520" cy="639445"/>
+                    </a:xfrm>
+                    <a:prstGeom prst="rect">
+                      <a:avLst/>
+                    </a:prstGeom>
+                    <a:ln>
+                      <a:noFill/>
+                    </a:ln>
+                    <a:extLst>
+                      <a:ext uri="{53640926-AAD7-44D8-BBD7-CCE9431645EC}">
+                        <a14:shadowObscured xmlns:a14="http://schemas.microsoft.com/office/drawing/2010/main"/>
+                      </a:ext>
+                    </a:extLst>
+                  </pic:spPr>
+                </pic:pic>
+              </a:graphicData>
+            </a:graphic>
+          </wp:inline>
+        </w:drawing>
+      </w:r>
+    </w:p>
+    <w:p>
+      <w:pPr>
+        <w:rPr>
+          <w:rFonts w:hint="eastAsia"/>
+        </w:rPr>
+      </w:pPr>
+    </w:p>
+    <w:p>
+      <w:pPr>
+        <w:rPr>
+          <w:rFonts w:hint="eastAsia"/>
+        </w:rPr>
+      </w:pPr>
+      <w:r>
+        <w:rPr>
+          <w:rFonts w:hint="eastAsia"/>
+        </w:rPr>
+        <w:t>Connected established with ('127.0.0.1', 53573)</w:t>
+      </w:r>
+    </w:p>
+    <w:p>
+      <w:pPr>
+        <w:rPr>
+          <w:rFonts w:hint="eastAsia"/>
+        </w:rPr>
+      </w:pPr>
+      <w:r>
+        <w:rPr>
+          <w:rFonts w:hint="eastAsia"/>
+        </w:rPr>
+        <w:t>Received client message: 'b'addition hello world'' [20 bytes]</w:t>
+      </w:r>
+    </w:p>
+    <w:p>
+      <w:pPr>
+        <w:rPr>
+          <w:rFonts w:hint="eastAsia"/>
+        </w:rPr>
+      </w:pPr>
+      <w:r>
+        <w:rPr>
+          <w:rFonts w:hint="eastAsia"/>
+        </w:rPr>
+        <w:t>echoing 'b'addition hello world'' back to client</w:t>
+      </w:r>
+    </w:p>
+    <w:p>
+      <w:r>
+        <w:rPr>
+          <w:noProof/>
+        </w:rPr>
+        <w:drawing>
+          <wp:inline distT="0" distB="0" distL="0" distR="0" wp14:anchorId="4FA0D7F8" wp14:editId="526C9A27">
+            <wp:extent cx="5372100" cy="597535"/>
+            <wp:effectExtent l="0" t="0" r="0" b="0"/>
+            <wp:docPr id="402462061" name="图片 1"/>
+            <wp:cNvGraphicFramePr>
+              <a:graphicFrameLocks xmlns:a="http://schemas.openxmlformats.org/drawingml/2006/main" noChangeAspect="1"/>
+            </wp:cNvGraphicFramePr>
+            <a:graphic xmlns:a="http://schemas.openxmlformats.org/drawingml/2006/main">
+              <a:graphicData uri="http://schemas.openxmlformats.org/drawingml/2006/picture">
+                <pic:pic xmlns:pic="http://schemas.openxmlformats.org/drawingml/2006/picture">
+                  <pic:nvPicPr>
+                    <pic:cNvPr id="402462061" name=""/>
+                    <pic:cNvPicPr/>
+                  </pic:nvPicPr>
+                  <pic:blipFill rotWithShape="1">
+                    <a:blip r:embed="rId10"/>
+                    <a:srcRect t="42935" r="-1854"/>
+                    <a:stretch/>
+                  </pic:blipFill>
+                  <pic:spPr bwMode="auto">
+                    <a:xfrm>
+                      <a:off x="0" y="0"/>
+                      <a:ext cx="5372100" cy="597535"/>
+                    </a:xfrm>
+                    <a:prstGeom prst="rect">
+                      <a:avLst/>
+                    </a:prstGeom>
+                    <a:ln>
+                      <a:noFill/>
+                    </a:ln>
+                    <a:extLst>
+                      <a:ext uri="{53640926-AAD7-44D8-BBD7-CCE9431645EC}">
+                        <a14:shadowObscured xmlns:a14="http://schemas.microsoft.com/office/drawing/2010/main"/>
+                      </a:ext>
+                    </a:extLst>
+                  </pic:spPr>
+                </pic:pic>
+              </a:graphicData>
+            </a:graphic>
+          </wp:inline>
+        </w:drawing>
+      </w:r>
+    </w:p>
+    <w:p>
+      <w:pPr>
+        <w:rPr>
+          <w:rFonts w:hint="eastAsia"/>
+        </w:rPr>
+      </w:pPr>
+    </w:p>
+    <w:p>
+      <w:pPr>
+        <w:rPr>
+          <w:rFonts w:hint="eastAsia"/>
+          <w:b/>
+          <w:bCs/>
+        </w:rPr>
+      </w:pPr>
+      <w:r>
+        <w:rPr>
+          <w:b/>
+          <w:bCs/>
+        </w:rPr>
+        <w:t>Acknowledgments</w:t>
+      </w:r>
+    </w:p>
+    <w:p>
+      <w:r>
+        <w:rPr>
+          <w:rFonts w:hint="eastAsia"/>
+        </w:rPr>
+        <w:t xml:space="preserve">Zhirou and Emily helped me clarify the homework </w:t>
+      </w:r>
+      <w:r>
+        <w:t>requirement</w:t>
+      </w:r>
+      <w:r>
+        <w:rPr>
+          <w:rFonts w:hint="eastAsia"/>
+        </w:rPr>
+        <w:t>s. Isabelle helped with debugging with terminal issue.</w:t>
+      </w:r>
+      <w:r>
+        <w:rPr>
+          <w:rFonts w:hint="eastAsia"/>
+        </w:rPr>
+        <w:t xml:space="preserve"> I also searched up python methods on webpage: </w:t>
+      </w:r>
+      <w:hyperlink r:id="rId11" w:history="1">
+        <w:r>
+          <w:rPr>
+            <w:rStyle w:val="a3"/>
+            <w:rFonts w:hint="eastAsia"/>
+          </w:rPr>
+          <w:t>https://www.runoob.com/python/python-socket.html</w:t>
+        </w:r>
+      </w:hyperlink>
+    </w:p>
+    <w:p>
+      <w:pPr>
+        <w:rPr>
+          <w:rFonts w:hint="eastAsia"/>
+        </w:rPr>
+      </w:pPr>
+    </w:p>
+    <w:p>
+      <w:pPr>
+        <w:rPr>
+          <w:rFonts w:hint="eastAsia"/>
+        </w:rPr>
+      </w:pPr>
     </w:p>
     <w:sectPr>
       <w:pgSz w:w="11906" w:h="16838"/>
@@ -243,6 +1228,887 @@
     </w:sectPr>
   </w:body>
 </w:document>
+</file>
+
+<file path=word/numbering.xml><?xml version="1.0" encoding="utf-8"?>
+<w:numbering xmlns:wpc="http://schemas.microsoft.com/office/word/2010/wordprocessingCanvas" xmlns:cx="http://schemas.microsoft.com/office/drawing/2014/chartex" xmlns:cx1="http://schemas.microsoft.com/office/drawing/2015/9/8/chartex" xmlns:cx2="http://schemas.microsoft.com/office/drawing/2015/10/21/chartex" xmlns:cx3="http://schemas.microsoft.com/office/drawing/2016/5/9/chartex" xmlns:cx4="http://schemas.microsoft.com/office/drawing/2016/5/10/chartex" xmlns:cx5="http://schemas.microsoft.com/office/drawing/2016/5/11/chartex" xmlns:cx6="http://schemas.microsoft.com/office/drawing/2016/5/12/chartex" xmlns:cx7="http://schemas.microsoft.com/office/drawing/2016/5/13/chartex" xmlns:cx8="http://schemas.microsoft.com/office/drawing/2016/5/14/chartex" xmlns:mc="http://schemas.openxmlformats.org/markup-compatibility/2006" xmlns:aink="http://schemas.microsoft.com/office/drawing/2016/ink" xmlns:am3d="http://schemas.microsoft.com/office/drawing/2017/model3d" xmlns:o="urn:schemas-microsoft-com:office:office" xmlns:oel="http://schemas.microsoft.com/office/2019/extlst" xmlns:r="http://schemas.openxmlformats.org/officeDocument/2006/relationships" xmlns:m="http://schemas.openxmlformats.org/officeDocument/2006/math" xmlns:v="urn:schemas-microsoft-com:vml" xmlns:wp14="http://schemas.microsoft.com/office/word/2010/wordprocessingDrawing" xmlns:wp="http://schemas.openxmlformats.org/drawingml/2006/wordprocessingDrawing" xmlns:w10="urn:schemas-microsoft-com:office:word" xmlns:w="http://schemas.openxmlformats.org/wordprocessingml/2006/main" xmlns:w14="http://schemas.microsoft.com/office/word/2010/wordml" xmlns:w15="http://schemas.microsoft.com/office/word/2012/wordml" xmlns:w16cex="http://schemas.microsoft.com/office/word/2018/wordml/cex" xmlns:w16cid="http://schemas.microsoft.com/office/word/2016/wordml/cid" xmlns:w16="http://schemas.microsoft.com/office/word/2018/wordml" xmlns:w16du="http://schemas.microsoft.com/office/word/2023/wordml/word16du" xmlns:w16sdtdh="http://schemas.microsoft.com/office/word/2020/wordml/sdtdatahash" xmlns:w16se="http://schemas.microsoft.com/office/word/2015/wordml/symex" xmlns:wpg="http://schemas.microsoft.com/office/word/2010/wordprocessingGroup" xmlns:wpi="http://schemas.microsoft.com/office/word/2010/wordprocessingInk" xmlns:wne="http://schemas.microsoft.com/office/word/2006/wordml" xmlns:wps="http://schemas.microsoft.com/office/word/2010/wordprocessingShape" mc:Ignorable="w14 w15 w16se w16cid w16 w16cex w16sdtdh w16du wp14">
+  <w:abstractNum w:abstractNumId="0" w15:restartNumberingAfterBreak="0">
+    <w:nsid w:val="00EA355E"/>
+    <w:multiLevelType w:val="multilevel"/>
+    <w:tmpl w:val="29DA09B4"/>
+    <w:lvl w:ilvl="0">
+      <w:start w:val="1"/>
+      <w:numFmt w:val="bullet"/>
+      <w:lvlText w:val=""/>
+      <w:lvlJc w:val="left"/>
+      <w:pPr>
+        <w:tabs>
+          <w:tab w:val="num" w:pos="720"/>
+        </w:tabs>
+        <w:ind w:left="720" w:hanging="360"/>
+      </w:pPr>
+      <w:rPr>
+        <w:rFonts w:ascii="Symbol" w:hAnsi="Symbol" w:hint="default"/>
+        <w:sz w:val="20"/>
+      </w:rPr>
+    </w:lvl>
+    <w:lvl w:ilvl="1" w:tentative="1">
+      <w:start w:val="1"/>
+      <w:numFmt w:val="bullet"/>
+      <w:lvlText w:val="o"/>
+      <w:lvlJc w:val="left"/>
+      <w:pPr>
+        <w:tabs>
+          <w:tab w:val="num" w:pos="1440"/>
+        </w:tabs>
+        <w:ind w:left="1440" w:hanging="360"/>
+      </w:pPr>
+      <w:rPr>
+        <w:rFonts w:ascii="Courier New" w:hAnsi="Courier New" w:hint="default"/>
+        <w:sz w:val="20"/>
+      </w:rPr>
+    </w:lvl>
+    <w:lvl w:ilvl="2" w:tentative="1">
+      <w:start w:val="1"/>
+      <w:numFmt w:val="bullet"/>
+      <w:lvlText w:val=""/>
+      <w:lvlJc w:val="left"/>
+      <w:pPr>
+        <w:tabs>
+          <w:tab w:val="num" w:pos="2160"/>
+        </w:tabs>
+        <w:ind w:left="2160" w:hanging="360"/>
+      </w:pPr>
+      <w:rPr>
+        <w:rFonts w:ascii="Wingdings" w:hAnsi="Wingdings" w:hint="default"/>
+        <w:sz w:val="20"/>
+      </w:rPr>
+    </w:lvl>
+    <w:lvl w:ilvl="3" w:tentative="1">
+      <w:start w:val="1"/>
+      <w:numFmt w:val="bullet"/>
+      <w:lvlText w:val=""/>
+      <w:lvlJc w:val="left"/>
+      <w:pPr>
+        <w:tabs>
+          <w:tab w:val="num" w:pos="2880"/>
+        </w:tabs>
+        <w:ind w:left="2880" w:hanging="360"/>
+      </w:pPr>
+      <w:rPr>
+        <w:rFonts w:ascii="Wingdings" w:hAnsi="Wingdings" w:hint="default"/>
+        <w:sz w:val="20"/>
+      </w:rPr>
+    </w:lvl>
+    <w:lvl w:ilvl="4" w:tentative="1">
+      <w:start w:val="1"/>
+      <w:numFmt w:val="bullet"/>
+      <w:lvlText w:val=""/>
+      <w:lvlJc w:val="left"/>
+      <w:pPr>
+        <w:tabs>
+          <w:tab w:val="num" w:pos="3600"/>
+        </w:tabs>
+        <w:ind w:left="3600" w:hanging="360"/>
+      </w:pPr>
+      <w:rPr>
+        <w:rFonts w:ascii="Wingdings" w:hAnsi="Wingdings" w:hint="default"/>
+        <w:sz w:val="20"/>
+      </w:rPr>
+    </w:lvl>
+    <w:lvl w:ilvl="5" w:tentative="1">
+      <w:start w:val="1"/>
+      <w:numFmt w:val="bullet"/>
+      <w:lvlText w:val=""/>
+      <w:lvlJc w:val="left"/>
+      <w:pPr>
+        <w:tabs>
+          <w:tab w:val="num" w:pos="4320"/>
+        </w:tabs>
+        <w:ind w:left="4320" w:hanging="360"/>
+      </w:pPr>
+      <w:rPr>
+        <w:rFonts w:ascii="Wingdings" w:hAnsi="Wingdings" w:hint="default"/>
+        <w:sz w:val="20"/>
+      </w:rPr>
+    </w:lvl>
+    <w:lvl w:ilvl="6" w:tentative="1">
+      <w:start w:val="1"/>
+      <w:numFmt w:val="bullet"/>
+      <w:lvlText w:val=""/>
+      <w:lvlJc w:val="left"/>
+      <w:pPr>
+        <w:tabs>
+          <w:tab w:val="num" w:pos="5040"/>
+        </w:tabs>
+        <w:ind w:left="5040" w:hanging="360"/>
+      </w:pPr>
+      <w:rPr>
+        <w:rFonts w:ascii="Wingdings" w:hAnsi="Wingdings" w:hint="default"/>
+        <w:sz w:val="20"/>
+      </w:rPr>
+    </w:lvl>
+    <w:lvl w:ilvl="7" w:tentative="1">
+      <w:start w:val="1"/>
+      <w:numFmt w:val="bullet"/>
+      <w:lvlText w:val=""/>
+      <w:lvlJc w:val="left"/>
+      <w:pPr>
+        <w:tabs>
+          <w:tab w:val="num" w:pos="5760"/>
+        </w:tabs>
+        <w:ind w:left="5760" w:hanging="360"/>
+      </w:pPr>
+      <w:rPr>
+        <w:rFonts w:ascii="Wingdings" w:hAnsi="Wingdings" w:hint="default"/>
+        <w:sz w:val="20"/>
+      </w:rPr>
+    </w:lvl>
+    <w:lvl w:ilvl="8" w:tentative="1">
+      <w:start w:val="1"/>
+      <w:numFmt w:val="bullet"/>
+      <w:lvlText w:val=""/>
+      <w:lvlJc w:val="left"/>
+      <w:pPr>
+        <w:tabs>
+          <w:tab w:val="num" w:pos="6480"/>
+        </w:tabs>
+        <w:ind w:left="6480" w:hanging="360"/>
+      </w:pPr>
+      <w:rPr>
+        <w:rFonts w:ascii="Wingdings" w:hAnsi="Wingdings" w:hint="default"/>
+        <w:sz w:val="20"/>
+      </w:rPr>
+    </w:lvl>
+  </w:abstractNum>
+  <w:abstractNum w:abstractNumId="1" w15:restartNumberingAfterBreak="0">
+    <w:nsid w:val="14E01674"/>
+    <w:multiLevelType w:val="multilevel"/>
+    <w:tmpl w:val="259090BA"/>
+    <w:lvl w:ilvl="0">
+      <w:start w:val="1"/>
+      <w:numFmt w:val="bullet"/>
+      <w:lvlText w:val=""/>
+      <w:lvlJc w:val="left"/>
+      <w:pPr>
+        <w:tabs>
+          <w:tab w:val="num" w:pos="720"/>
+        </w:tabs>
+        <w:ind w:left="720" w:hanging="360"/>
+      </w:pPr>
+      <w:rPr>
+        <w:rFonts w:ascii="Symbol" w:hAnsi="Symbol" w:hint="default"/>
+        <w:sz w:val="20"/>
+      </w:rPr>
+    </w:lvl>
+    <w:lvl w:ilvl="1" w:tentative="1">
+      <w:start w:val="1"/>
+      <w:numFmt w:val="bullet"/>
+      <w:lvlText w:val="o"/>
+      <w:lvlJc w:val="left"/>
+      <w:pPr>
+        <w:tabs>
+          <w:tab w:val="num" w:pos="1440"/>
+        </w:tabs>
+        <w:ind w:left="1440" w:hanging="360"/>
+      </w:pPr>
+      <w:rPr>
+        <w:rFonts w:ascii="Courier New" w:hAnsi="Courier New" w:hint="default"/>
+        <w:sz w:val="20"/>
+      </w:rPr>
+    </w:lvl>
+    <w:lvl w:ilvl="2" w:tentative="1">
+      <w:start w:val="1"/>
+      <w:numFmt w:val="bullet"/>
+      <w:lvlText w:val=""/>
+      <w:lvlJc w:val="left"/>
+      <w:pPr>
+        <w:tabs>
+          <w:tab w:val="num" w:pos="2160"/>
+        </w:tabs>
+        <w:ind w:left="2160" w:hanging="360"/>
+      </w:pPr>
+      <w:rPr>
+        <w:rFonts w:ascii="Wingdings" w:hAnsi="Wingdings" w:hint="default"/>
+        <w:sz w:val="20"/>
+      </w:rPr>
+    </w:lvl>
+    <w:lvl w:ilvl="3" w:tentative="1">
+      <w:start w:val="1"/>
+      <w:numFmt w:val="bullet"/>
+      <w:lvlText w:val=""/>
+      <w:lvlJc w:val="left"/>
+      <w:pPr>
+        <w:tabs>
+          <w:tab w:val="num" w:pos="2880"/>
+        </w:tabs>
+        <w:ind w:left="2880" w:hanging="360"/>
+      </w:pPr>
+      <w:rPr>
+        <w:rFonts w:ascii="Wingdings" w:hAnsi="Wingdings" w:hint="default"/>
+        <w:sz w:val="20"/>
+      </w:rPr>
+    </w:lvl>
+    <w:lvl w:ilvl="4" w:tentative="1">
+      <w:start w:val="1"/>
+      <w:numFmt w:val="bullet"/>
+      <w:lvlText w:val=""/>
+      <w:lvlJc w:val="left"/>
+      <w:pPr>
+        <w:tabs>
+          <w:tab w:val="num" w:pos="3600"/>
+        </w:tabs>
+        <w:ind w:left="3600" w:hanging="360"/>
+      </w:pPr>
+      <w:rPr>
+        <w:rFonts w:ascii="Wingdings" w:hAnsi="Wingdings" w:hint="default"/>
+        <w:sz w:val="20"/>
+      </w:rPr>
+    </w:lvl>
+    <w:lvl w:ilvl="5" w:tentative="1">
+      <w:start w:val="1"/>
+      <w:numFmt w:val="bullet"/>
+      <w:lvlText w:val=""/>
+      <w:lvlJc w:val="left"/>
+      <w:pPr>
+        <w:tabs>
+          <w:tab w:val="num" w:pos="4320"/>
+        </w:tabs>
+        <w:ind w:left="4320" w:hanging="360"/>
+      </w:pPr>
+      <w:rPr>
+        <w:rFonts w:ascii="Wingdings" w:hAnsi="Wingdings" w:hint="default"/>
+        <w:sz w:val="20"/>
+      </w:rPr>
+    </w:lvl>
+    <w:lvl w:ilvl="6" w:tentative="1">
+      <w:start w:val="1"/>
+      <w:numFmt w:val="bullet"/>
+      <w:lvlText w:val=""/>
+      <w:lvlJc w:val="left"/>
+      <w:pPr>
+        <w:tabs>
+          <w:tab w:val="num" w:pos="5040"/>
+        </w:tabs>
+        <w:ind w:left="5040" w:hanging="360"/>
+      </w:pPr>
+      <w:rPr>
+        <w:rFonts w:ascii="Wingdings" w:hAnsi="Wingdings" w:hint="default"/>
+        <w:sz w:val="20"/>
+      </w:rPr>
+    </w:lvl>
+    <w:lvl w:ilvl="7" w:tentative="1">
+      <w:start w:val="1"/>
+      <w:numFmt w:val="bullet"/>
+      <w:lvlText w:val=""/>
+      <w:lvlJc w:val="left"/>
+      <w:pPr>
+        <w:tabs>
+          <w:tab w:val="num" w:pos="5760"/>
+        </w:tabs>
+        <w:ind w:left="5760" w:hanging="360"/>
+      </w:pPr>
+      <w:rPr>
+        <w:rFonts w:ascii="Wingdings" w:hAnsi="Wingdings" w:hint="default"/>
+        <w:sz w:val="20"/>
+      </w:rPr>
+    </w:lvl>
+    <w:lvl w:ilvl="8" w:tentative="1">
+      <w:start w:val="1"/>
+      <w:numFmt w:val="bullet"/>
+      <w:lvlText w:val=""/>
+      <w:lvlJc w:val="left"/>
+      <w:pPr>
+        <w:tabs>
+          <w:tab w:val="num" w:pos="6480"/>
+        </w:tabs>
+        <w:ind w:left="6480" w:hanging="360"/>
+      </w:pPr>
+      <w:rPr>
+        <w:rFonts w:ascii="Wingdings" w:hAnsi="Wingdings" w:hint="default"/>
+        <w:sz w:val="20"/>
+      </w:rPr>
+    </w:lvl>
+  </w:abstractNum>
+  <w:abstractNum w:abstractNumId="2" w15:restartNumberingAfterBreak="0">
+    <w:nsid w:val="2841070A"/>
+    <w:multiLevelType w:val="multilevel"/>
+    <w:tmpl w:val="74A2E492"/>
+    <w:lvl w:ilvl="0">
+      <w:start w:val="1"/>
+      <w:numFmt w:val="bullet"/>
+      <w:lvlText w:val=""/>
+      <w:lvlJc w:val="left"/>
+      <w:pPr>
+        <w:tabs>
+          <w:tab w:val="num" w:pos="720"/>
+        </w:tabs>
+        <w:ind w:left="720" w:hanging="360"/>
+      </w:pPr>
+      <w:rPr>
+        <w:rFonts w:ascii="Symbol" w:hAnsi="Symbol" w:hint="default"/>
+        <w:sz w:val="20"/>
+      </w:rPr>
+    </w:lvl>
+    <w:lvl w:ilvl="1" w:tentative="1">
+      <w:start w:val="1"/>
+      <w:numFmt w:val="bullet"/>
+      <w:lvlText w:val="o"/>
+      <w:lvlJc w:val="left"/>
+      <w:pPr>
+        <w:tabs>
+          <w:tab w:val="num" w:pos="1440"/>
+        </w:tabs>
+        <w:ind w:left="1440" w:hanging="360"/>
+      </w:pPr>
+      <w:rPr>
+        <w:rFonts w:ascii="Courier New" w:hAnsi="Courier New" w:hint="default"/>
+        <w:sz w:val="20"/>
+      </w:rPr>
+    </w:lvl>
+    <w:lvl w:ilvl="2" w:tentative="1">
+      <w:start w:val="1"/>
+      <w:numFmt w:val="bullet"/>
+      <w:lvlText w:val=""/>
+      <w:lvlJc w:val="left"/>
+      <w:pPr>
+        <w:tabs>
+          <w:tab w:val="num" w:pos="2160"/>
+        </w:tabs>
+        <w:ind w:left="2160" w:hanging="360"/>
+      </w:pPr>
+      <w:rPr>
+        <w:rFonts w:ascii="Wingdings" w:hAnsi="Wingdings" w:hint="default"/>
+        <w:sz w:val="20"/>
+      </w:rPr>
+    </w:lvl>
+    <w:lvl w:ilvl="3" w:tentative="1">
+      <w:start w:val="1"/>
+      <w:numFmt w:val="bullet"/>
+      <w:lvlText w:val=""/>
+      <w:lvlJc w:val="left"/>
+      <w:pPr>
+        <w:tabs>
+          <w:tab w:val="num" w:pos="2880"/>
+        </w:tabs>
+        <w:ind w:left="2880" w:hanging="360"/>
+      </w:pPr>
+      <w:rPr>
+        <w:rFonts w:ascii="Wingdings" w:hAnsi="Wingdings" w:hint="default"/>
+        <w:sz w:val="20"/>
+      </w:rPr>
+    </w:lvl>
+    <w:lvl w:ilvl="4" w:tentative="1">
+      <w:start w:val="1"/>
+      <w:numFmt w:val="bullet"/>
+      <w:lvlText w:val=""/>
+      <w:lvlJc w:val="left"/>
+      <w:pPr>
+        <w:tabs>
+          <w:tab w:val="num" w:pos="3600"/>
+        </w:tabs>
+        <w:ind w:left="3600" w:hanging="360"/>
+      </w:pPr>
+      <w:rPr>
+        <w:rFonts w:ascii="Wingdings" w:hAnsi="Wingdings" w:hint="default"/>
+        <w:sz w:val="20"/>
+      </w:rPr>
+    </w:lvl>
+    <w:lvl w:ilvl="5" w:tentative="1">
+      <w:start w:val="1"/>
+      <w:numFmt w:val="bullet"/>
+      <w:lvlText w:val=""/>
+      <w:lvlJc w:val="left"/>
+      <w:pPr>
+        <w:tabs>
+          <w:tab w:val="num" w:pos="4320"/>
+        </w:tabs>
+        <w:ind w:left="4320" w:hanging="360"/>
+      </w:pPr>
+      <w:rPr>
+        <w:rFonts w:ascii="Wingdings" w:hAnsi="Wingdings" w:hint="default"/>
+        <w:sz w:val="20"/>
+      </w:rPr>
+    </w:lvl>
+    <w:lvl w:ilvl="6" w:tentative="1">
+      <w:start w:val="1"/>
+      <w:numFmt w:val="bullet"/>
+      <w:lvlText w:val=""/>
+      <w:lvlJc w:val="left"/>
+      <w:pPr>
+        <w:tabs>
+          <w:tab w:val="num" w:pos="5040"/>
+        </w:tabs>
+        <w:ind w:left="5040" w:hanging="360"/>
+      </w:pPr>
+      <w:rPr>
+        <w:rFonts w:ascii="Wingdings" w:hAnsi="Wingdings" w:hint="default"/>
+        <w:sz w:val="20"/>
+      </w:rPr>
+    </w:lvl>
+    <w:lvl w:ilvl="7" w:tentative="1">
+      <w:start w:val="1"/>
+      <w:numFmt w:val="bullet"/>
+      <w:lvlText w:val=""/>
+      <w:lvlJc w:val="left"/>
+      <w:pPr>
+        <w:tabs>
+          <w:tab w:val="num" w:pos="5760"/>
+        </w:tabs>
+        <w:ind w:left="5760" w:hanging="360"/>
+      </w:pPr>
+      <w:rPr>
+        <w:rFonts w:ascii="Wingdings" w:hAnsi="Wingdings" w:hint="default"/>
+        <w:sz w:val="20"/>
+      </w:rPr>
+    </w:lvl>
+    <w:lvl w:ilvl="8" w:tentative="1">
+      <w:start w:val="1"/>
+      <w:numFmt w:val="bullet"/>
+      <w:lvlText w:val=""/>
+      <w:lvlJc w:val="left"/>
+      <w:pPr>
+        <w:tabs>
+          <w:tab w:val="num" w:pos="6480"/>
+        </w:tabs>
+        <w:ind w:left="6480" w:hanging="360"/>
+      </w:pPr>
+      <w:rPr>
+        <w:rFonts w:ascii="Wingdings" w:hAnsi="Wingdings" w:hint="default"/>
+        <w:sz w:val="20"/>
+      </w:rPr>
+    </w:lvl>
+  </w:abstractNum>
+  <w:abstractNum w:abstractNumId="3" w15:restartNumberingAfterBreak="0">
+    <w:nsid w:val="3604781A"/>
+    <w:multiLevelType w:val="multilevel"/>
+    <w:tmpl w:val="A94071D8"/>
+    <w:lvl w:ilvl="0">
+      <w:start w:val="1"/>
+      <w:numFmt w:val="bullet"/>
+      <w:lvlText w:val=""/>
+      <w:lvlJc w:val="left"/>
+      <w:pPr>
+        <w:tabs>
+          <w:tab w:val="num" w:pos="720"/>
+        </w:tabs>
+        <w:ind w:left="720" w:hanging="360"/>
+      </w:pPr>
+      <w:rPr>
+        <w:rFonts w:ascii="Symbol" w:hAnsi="Symbol" w:hint="default"/>
+        <w:sz w:val="20"/>
+      </w:rPr>
+    </w:lvl>
+    <w:lvl w:ilvl="1" w:tentative="1">
+      <w:start w:val="1"/>
+      <w:numFmt w:val="bullet"/>
+      <w:lvlText w:val="o"/>
+      <w:lvlJc w:val="left"/>
+      <w:pPr>
+        <w:tabs>
+          <w:tab w:val="num" w:pos="1440"/>
+        </w:tabs>
+        <w:ind w:left="1440" w:hanging="360"/>
+      </w:pPr>
+      <w:rPr>
+        <w:rFonts w:ascii="Courier New" w:hAnsi="Courier New" w:hint="default"/>
+        <w:sz w:val="20"/>
+      </w:rPr>
+    </w:lvl>
+    <w:lvl w:ilvl="2" w:tentative="1">
+      <w:start w:val="1"/>
+      <w:numFmt w:val="bullet"/>
+      <w:lvlText w:val=""/>
+      <w:lvlJc w:val="left"/>
+      <w:pPr>
+        <w:tabs>
+          <w:tab w:val="num" w:pos="2160"/>
+        </w:tabs>
+        <w:ind w:left="2160" w:hanging="360"/>
+      </w:pPr>
+      <w:rPr>
+        <w:rFonts w:ascii="Wingdings" w:hAnsi="Wingdings" w:hint="default"/>
+        <w:sz w:val="20"/>
+      </w:rPr>
+    </w:lvl>
+    <w:lvl w:ilvl="3" w:tentative="1">
+      <w:start w:val="1"/>
+      <w:numFmt w:val="bullet"/>
+      <w:lvlText w:val=""/>
+      <w:lvlJc w:val="left"/>
+      <w:pPr>
+        <w:tabs>
+          <w:tab w:val="num" w:pos="2880"/>
+        </w:tabs>
+        <w:ind w:left="2880" w:hanging="360"/>
+      </w:pPr>
+      <w:rPr>
+        <w:rFonts w:ascii="Wingdings" w:hAnsi="Wingdings" w:hint="default"/>
+        <w:sz w:val="20"/>
+      </w:rPr>
+    </w:lvl>
+    <w:lvl w:ilvl="4" w:tentative="1">
+      <w:start w:val="1"/>
+      <w:numFmt w:val="bullet"/>
+      <w:lvlText w:val=""/>
+      <w:lvlJc w:val="left"/>
+      <w:pPr>
+        <w:tabs>
+          <w:tab w:val="num" w:pos="3600"/>
+        </w:tabs>
+        <w:ind w:left="3600" w:hanging="360"/>
+      </w:pPr>
+      <w:rPr>
+        <w:rFonts w:ascii="Wingdings" w:hAnsi="Wingdings" w:hint="default"/>
+        <w:sz w:val="20"/>
+      </w:rPr>
+    </w:lvl>
+    <w:lvl w:ilvl="5" w:tentative="1">
+      <w:start w:val="1"/>
+      <w:numFmt w:val="bullet"/>
+      <w:lvlText w:val=""/>
+      <w:lvlJc w:val="left"/>
+      <w:pPr>
+        <w:tabs>
+          <w:tab w:val="num" w:pos="4320"/>
+        </w:tabs>
+        <w:ind w:left="4320" w:hanging="360"/>
+      </w:pPr>
+      <w:rPr>
+        <w:rFonts w:ascii="Wingdings" w:hAnsi="Wingdings" w:hint="default"/>
+        <w:sz w:val="20"/>
+      </w:rPr>
+    </w:lvl>
+    <w:lvl w:ilvl="6" w:tentative="1">
+      <w:start w:val="1"/>
+      <w:numFmt w:val="bullet"/>
+      <w:lvlText w:val=""/>
+      <w:lvlJc w:val="left"/>
+      <w:pPr>
+        <w:tabs>
+          <w:tab w:val="num" w:pos="5040"/>
+        </w:tabs>
+        <w:ind w:left="5040" w:hanging="360"/>
+      </w:pPr>
+      <w:rPr>
+        <w:rFonts w:ascii="Wingdings" w:hAnsi="Wingdings" w:hint="default"/>
+        <w:sz w:val="20"/>
+      </w:rPr>
+    </w:lvl>
+    <w:lvl w:ilvl="7" w:tentative="1">
+      <w:start w:val="1"/>
+      <w:numFmt w:val="bullet"/>
+      <w:lvlText w:val=""/>
+      <w:lvlJc w:val="left"/>
+      <w:pPr>
+        <w:tabs>
+          <w:tab w:val="num" w:pos="5760"/>
+        </w:tabs>
+        <w:ind w:left="5760" w:hanging="360"/>
+      </w:pPr>
+      <w:rPr>
+        <w:rFonts w:ascii="Wingdings" w:hAnsi="Wingdings" w:hint="default"/>
+        <w:sz w:val="20"/>
+      </w:rPr>
+    </w:lvl>
+    <w:lvl w:ilvl="8" w:tentative="1">
+      <w:start w:val="1"/>
+      <w:numFmt w:val="bullet"/>
+      <w:lvlText w:val=""/>
+      <w:lvlJc w:val="left"/>
+      <w:pPr>
+        <w:tabs>
+          <w:tab w:val="num" w:pos="6480"/>
+        </w:tabs>
+        <w:ind w:left="6480" w:hanging="360"/>
+      </w:pPr>
+      <w:rPr>
+        <w:rFonts w:ascii="Wingdings" w:hAnsi="Wingdings" w:hint="default"/>
+        <w:sz w:val="20"/>
+      </w:rPr>
+    </w:lvl>
+  </w:abstractNum>
+  <w:abstractNum w:abstractNumId="4" w15:restartNumberingAfterBreak="0">
+    <w:nsid w:val="68816321"/>
+    <w:multiLevelType w:val="multilevel"/>
+    <w:tmpl w:val="5622C97E"/>
+    <w:lvl w:ilvl="0">
+      <w:start w:val="1"/>
+      <w:numFmt w:val="decimal"/>
+      <w:lvlText w:val="%1."/>
+      <w:lvlJc w:val="left"/>
+      <w:pPr>
+        <w:tabs>
+          <w:tab w:val="num" w:pos="720"/>
+        </w:tabs>
+        <w:ind w:left="720" w:hanging="360"/>
+      </w:pPr>
+    </w:lvl>
+    <w:lvl w:ilvl="1" w:tentative="1">
+      <w:start w:val="1"/>
+      <w:numFmt w:val="decimal"/>
+      <w:lvlText w:val="%2."/>
+      <w:lvlJc w:val="left"/>
+      <w:pPr>
+        <w:tabs>
+          <w:tab w:val="num" w:pos="1440"/>
+        </w:tabs>
+        <w:ind w:left="1440" w:hanging="360"/>
+      </w:pPr>
+    </w:lvl>
+    <w:lvl w:ilvl="2" w:tentative="1">
+      <w:start w:val="1"/>
+      <w:numFmt w:val="decimal"/>
+      <w:lvlText w:val="%3."/>
+      <w:lvlJc w:val="left"/>
+      <w:pPr>
+        <w:tabs>
+          <w:tab w:val="num" w:pos="2160"/>
+        </w:tabs>
+        <w:ind w:left="2160" w:hanging="360"/>
+      </w:pPr>
+    </w:lvl>
+    <w:lvl w:ilvl="3" w:tentative="1">
+      <w:start w:val="1"/>
+      <w:numFmt w:val="decimal"/>
+      <w:lvlText w:val="%4."/>
+      <w:lvlJc w:val="left"/>
+      <w:pPr>
+        <w:tabs>
+          <w:tab w:val="num" w:pos="2880"/>
+        </w:tabs>
+        <w:ind w:left="2880" w:hanging="360"/>
+      </w:pPr>
+    </w:lvl>
+    <w:lvl w:ilvl="4" w:tentative="1">
+      <w:start w:val="1"/>
+      <w:numFmt w:val="decimal"/>
+      <w:lvlText w:val="%5."/>
+      <w:lvlJc w:val="left"/>
+      <w:pPr>
+        <w:tabs>
+          <w:tab w:val="num" w:pos="3600"/>
+        </w:tabs>
+        <w:ind w:left="3600" w:hanging="360"/>
+      </w:pPr>
+    </w:lvl>
+    <w:lvl w:ilvl="5" w:tentative="1">
+      <w:start w:val="1"/>
+      <w:numFmt w:val="decimal"/>
+      <w:lvlText w:val="%6."/>
+      <w:lvlJc w:val="left"/>
+      <w:pPr>
+        <w:tabs>
+          <w:tab w:val="num" w:pos="4320"/>
+        </w:tabs>
+        <w:ind w:left="4320" w:hanging="360"/>
+      </w:pPr>
+    </w:lvl>
+    <w:lvl w:ilvl="6" w:tentative="1">
+      <w:start w:val="1"/>
+      <w:numFmt w:val="decimal"/>
+      <w:lvlText w:val="%7."/>
+      <w:lvlJc w:val="left"/>
+      <w:pPr>
+        <w:tabs>
+          <w:tab w:val="num" w:pos="5040"/>
+        </w:tabs>
+        <w:ind w:left="5040" w:hanging="360"/>
+      </w:pPr>
+    </w:lvl>
+    <w:lvl w:ilvl="7" w:tentative="1">
+      <w:start w:val="1"/>
+      <w:numFmt w:val="decimal"/>
+      <w:lvlText w:val="%8."/>
+      <w:lvlJc w:val="left"/>
+      <w:pPr>
+        <w:tabs>
+          <w:tab w:val="num" w:pos="5760"/>
+        </w:tabs>
+        <w:ind w:left="5760" w:hanging="360"/>
+      </w:pPr>
+    </w:lvl>
+    <w:lvl w:ilvl="8" w:tentative="1">
+      <w:start w:val="1"/>
+      <w:numFmt w:val="decimal"/>
+      <w:lvlText w:val="%9."/>
+      <w:lvlJc w:val="left"/>
+      <w:pPr>
+        <w:tabs>
+          <w:tab w:val="num" w:pos="6480"/>
+        </w:tabs>
+        <w:ind w:left="6480" w:hanging="360"/>
+      </w:pPr>
+    </w:lvl>
+  </w:abstractNum>
+  <w:abstractNum w:abstractNumId="5" w15:restartNumberingAfterBreak="0">
+    <w:nsid w:val="75A75E0E"/>
+    <w:multiLevelType w:val="multilevel"/>
+    <w:tmpl w:val="03EE409E"/>
+    <w:lvl w:ilvl="0">
+      <w:start w:val="1"/>
+      <w:numFmt w:val="bullet"/>
+      <w:lvlText w:val=""/>
+      <w:lvlJc w:val="left"/>
+      <w:pPr>
+        <w:tabs>
+          <w:tab w:val="num" w:pos="720"/>
+        </w:tabs>
+        <w:ind w:left="720" w:hanging="360"/>
+      </w:pPr>
+      <w:rPr>
+        <w:rFonts w:ascii="Symbol" w:hAnsi="Symbol" w:hint="default"/>
+        <w:sz w:val="20"/>
+      </w:rPr>
+    </w:lvl>
+    <w:lvl w:ilvl="1" w:tentative="1">
+      <w:start w:val="1"/>
+      <w:numFmt w:val="bullet"/>
+      <w:lvlText w:val="o"/>
+      <w:lvlJc w:val="left"/>
+      <w:pPr>
+        <w:tabs>
+          <w:tab w:val="num" w:pos="1440"/>
+        </w:tabs>
+        <w:ind w:left="1440" w:hanging="360"/>
+      </w:pPr>
+      <w:rPr>
+        <w:rFonts w:ascii="Courier New" w:hAnsi="Courier New" w:hint="default"/>
+        <w:sz w:val="20"/>
+      </w:rPr>
+    </w:lvl>
+    <w:lvl w:ilvl="2" w:tentative="1">
+      <w:start w:val="1"/>
+      <w:numFmt w:val="bullet"/>
+      <w:lvlText w:val=""/>
+      <w:lvlJc w:val="left"/>
+      <w:pPr>
+        <w:tabs>
+          <w:tab w:val="num" w:pos="2160"/>
+        </w:tabs>
+        <w:ind w:left="2160" w:hanging="360"/>
+      </w:pPr>
+      <w:rPr>
+        <w:rFonts w:ascii="Wingdings" w:hAnsi="Wingdings" w:hint="default"/>
+        <w:sz w:val="20"/>
+      </w:rPr>
+    </w:lvl>
+    <w:lvl w:ilvl="3" w:tentative="1">
+      <w:start w:val="1"/>
+      <w:numFmt w:val="bullet"/>
+      <w:lvlText w:val=""/>
+      <w:lvlJc w:val="left"/>
+      <w:pPr>
+        <w:tabs>
+          <w:tab w:val="num" w:pos="2880"/>
+        </w:tabs>
+        <w:ind w:left="2880" w:hanging="360"/>
+      </w:pPr>
+      <w:rPr>
+        <w:rFonts w:ascii="Wingdings" w:hAnsi="Wingdings" w:hint="default"/>
+        <w:sz w:val="20"/>
+      </w:rPr>
+    </w:lvl>
+    <w:lvl w:ilvl="4" w:tentative="1">
+      <w:start w:val="1"/>
+      <w:numFmt w:val="bullet"/>
+      <w:lvlText w:val=""/>
+      <w:lvlJc w:val="left"/>
+      <w:pPr>
+        <w:tabs>
+          <w:tab w:val="num" w:pos="3600"/>
+        </w:tabs>
+        <w:ind w:left="3600" w:hanging="360"/>
+      </w:pPr>
+      <w:rPr>
+        <w:rFonts w:ascii="Wingdings" w:hAnsi="Wingdings" w:hint="default"/>
+        <w:sz w:val="20"/>
+      </w:rPr>
+    </w:lvl>
+    <w:lvl w:ilvl="5" w:tentative="1">
+      <w:start w:val="1"/>
+      <w:numFmt w:val="bullet"/>
+      <w:lvlText w:val=""/>
+      <w:lvlJc w:val="left"/>
+      <w:pPr>
+        <w:tabs>
+          <w:tab w:val="num" w:pos="4320"/>
+        </w:tabs>
+        <w:ind w:left="4320" w:hanging="360"/>
+      </w:pPr>
+      <w:rPr>
+        <w:rFonts w:ascii="Wingdings" w:hAnsi="Wingdings" w:hint="default"/>
+        <w:sz w:val="20"/>
+      </w:rPr>
+    </w:lvl>
+    <w:lvl w:ilvl="6" w:tentative="1">
+      <w:start w:val="1"/>
+      <w:numFmt w:val="bullet"/>
+      <w:lvlText w:val=""/>
+      <w:lvlJc w:val="left"/>
+      <w:pPr>
+        <w:tabs>
+          <w:tab w:val="num" w:pos="5040"/>
+        </w:tabs>
+        <w:ind w:left="5040" w:hanging="360"/>
+      </w:pPr>
+      <w:rPr>
+        <w:rFonts w:ascii="Wingdings" w:hAnsi="Wingdings" w:hint="default"/>
+        <w:sz w:val="20"/>
+      </w:rPr>
+    </w:lvl>
+    <w:lvl w:ilvl="7" w:tentative="1">
+      <w:start w:val="1"/>
+      <w:numFmt w:val="bullet"/>
+      <w:lvlText w:val=""/>
+      <w:lvlJc w:val="left"/>
+      <w:pPr>
+        <w:tabs>
+          <w:tab w:val="num" w:pos="5760"/>
+        </w:tabs>
+        <w:ind w:left="5760" w:hanging="360"/>
+      </w:pPr>
+      <w:rPr>
+        <w:rFonts w:ascii="Wingdings" w:hAnsi="Wingdings" w:hint="default"/>
+        <w:sz w:val="20"/>
+      </w:rPr>
+    </w:lvl>
+    <w:lvl w:ilvl="8" w:tentative="1">
+      <w:start w:val="1"/>
+      <w:numFmt w:val="bullet"/>
+      <w:lvlText w:val=""/>
+      <w:lvlJc w:val="left"/>
+      <w:pPr>
+        <w:tabs>
+          <w:tab w:val="num" w:pos="6480"/>
+        </w:tabs>
+        <w:ind w:left="6480" w:hanging="360"/>
+      </w:pPr>
+      <w:rPr>
+        <w:rFonts w:ascii="Wingdings" w:hAnsi="Wingdings" w:hint="default"/>
+        <w:sz w:val="20"/>
+      </w:rPr>
+    </w:lvl>
+  </w:abstractNum>
+  <w:num w:numId="1" w16cid:durableId="1798645050">
+    <w:abstractNumId w:val="3"/>
+  </w:num>
+  <w:num w:numId="2" w16cid:durableId="1083645041">
+    <w:abstractNumId w:val="5"/>
+  </w:num>
+  <w:num w:numId="3" w16cid:durableId="1252856622">
+    <w:abstractNumId w:val="4"/>
+  </w:num>
+  <w:num w:numId="4" w16cid:durableId="1004935213">
+    <w:abstractNumId w:val="0"/>
+  </w:num>
+  <w:num w:numId="5" w16cid:durableId="1276256895">
+    <w:abstractNumId w:val="1"/>
+  </w:num>
+  <w:num w:numId="6" w16cid:durableId="1037702519">
+    <w:abstractNumId w:val="2"/>
+  </w:num>
+</w:numbering>
 </file>
 
 <file path=word/styles.xml><?xml version="1.0" encoding="utf-8"?>
@@ -641,6 +2507,7 @@
   <w:style w:type="paragraph" w:default="1" w:styleId="a">
     <w:name w:val="Normal"/>
     <w:qFormat/>
+    <w:rsid w:val="00624483"/>
     <w:pPr>
       <w:widowControl w:val="0"/>
       <w:jc w:val="both"/>
@@ -649,6 +2516,7 @@
   <w:style w:type="character" w:default="1" w:styleId="a0">
     <w:name w:val="Default Paragraph Font"/>
     <w:uiPriority w:val="1"/>
+    <w:semiHidden/>
     <w:unhideWhenUsed/>
   </w:style>
   <w:style w:type="table" w:default="1" w:styleId="a1">
@@ -671,6 +2539,29 @@
     <w:uiPriority w:val="99"/>
     <w:semiHidden/>
     <w:unhideWhenUsed/>
+  </w:style>
+  <w:style w:type="character" w:styleId="a3">
+    <w:name w:val="Hyperlink"/>
+    <w:basedOn w:val="a0"/>
+    <w:uiPriority w:val="99"/>
+    <w:unhideWhenUsed/>
+    <w:rsid w:val="00CC2253"/>
+    <w:rPr>
+      <w:color w:val="467886" w:themeColor="hyperlink"/>
+      <w:u w:val="single"/>
+    </w:rPr>
+  </w:style>
+  <w:style w:type="character" w:styleId="a4">
+    <w:name w:val="Unresolved Mention"/>
+    <w:basedOn w:val="a0"/>
+    <w:uiPriority w:val="99"/>
+    <w:semiHidden/>
+    <w:unhideWhenUsed/>
+    <w:rsid w:val="00CC2253"/>
+    <w:rPr>
+      <w:color w:val="605E5C"/>
+      <w:shd w:val="clear" w:color="auto" w:fill="E1DFDD"/>
+    </w:rPr>
   </w:style>
 </w:styles>
 </file>
